--- a/docs/01_เอกสารโครงงาน/fullpaper-CSTI-MJU8.docx
+++ b/docs/01_เอกสารโครงงาน/fullpaper-CSTI-MJU8.docx
@@ -3154,58 +3154,41 @@
         </w:rPr>
       </w:pPr>
       <w:r>
-        <w:rPr>
-          <w:rFonts w:ascii="TH SarabunPSK" w:hAnsi="TH SarabunPSK" w:cs="TH SarabunPSK"/>
-          <w:b/>
-          <w:bCs/>
-          <w:sz w:val="28"/>
-          <w:szCs w:val="28"/>
-          <w:highlight w:val="yellow"/>
-        </w:rPr>
-        <w:t xml:space="preserve">[ รอ​ใส่​รูป — ลบ​ย่อหน้า​นี้​เมื่อ​ใส่​รูป​จริง ]</w:t>
-      </w:r>
-    </w:p>
-    <w:p>
-      <w:pPr>
-        <w:keepNext/>
-        <w:spacing w:before="0" w:after="0" w:line="240" w:lineRule="auto"/>
-        <w:jc w:val="thaiDistribute"/>
-        <w:rPr>
-          <w:rFonts w:ascii="TH SarabunPSK" w:hAnsi="TH SarabunPSK" w:cs="TH SarabunPSK"/>
-          <w:sz w:val="28"/>
-          <w:szCs w:val="28"/>
-        </w:rPr>
-      </w:pPr>
-      <w:r>
-        <w:rPr>
-          <w:rFonts w:ascii="TH SarabunPSK" w:hAnsi="TH SarabunPSK" w:cs="TH SarabunPSK"/>
-          <w:sz w:val="24"/>
-          <w:szCs w:val="24"/>
-          <w:highlight w:val="yellow"/>
-        </w:rPr>
-        <w:t xml:space="preserve">รูป​ที่ 1 — วาด​ใหม่: กล่อง ผู้เรียน (เบราว์เซอร์​บน​โทรศัพท์ มี​กล่อง​เล็ก "ที่พัก​คำตอบ​ใน​เครื่อง + ts</w:t>
-        <w:noBreakHyphen/>
-        <w:t xml:space="preserve">fsrs") · ลูกศร​ไป ส่วน​หน้าบ้าน Next.js บน Vercel (ส่ง​หน้า​เว็บ) · ลูกศร​จาก​เบราว์เซอร์​ไป Supabase โดยตรง​ผ่าน supabase</w:t>
-        <w:noBreakHyphen/>
-        <w:t xml:space="preserve">js (อ่าน​คำศัพท์ หน่วยความรู้ ไฟล์​เสียง ภายใต้​สิทธิ์​ระดับ​แถว) · ลูกศร​จาก​เบราว์เซอร์​ไป ส่วน​หลังบ้าน FastAPI บน Render </w:t>
-      </w:r>
-      <w:r>
-        <w:rPr>
-          <w:rFonts w:ascii="Times New Roman" w:hAnsi="Times New Roman" w:cs="Times New Roman"/>
-          <w:sz w:val="20"/>
-          <w:szCs w:val="20"/>
-          <w:highlight w:val="yellow"/>
-        </w:rPr>
-        <w:t xml:space="preserve">→</w:t>
-      </w:r>
-      <w:r>
-        <w:rPr>
-          <w:rFonts w:ascii="TH SarabunPSK" w:hAnsi="TH SarabunPSK" w:cs="TH SarabunPSK"/>
-          <w:sz w:val="24"/>
-          <w:szCs w:val="24"/>
-          <w:highlight w:val="yellow"/>
-        </w:rPr>
-        <w:t xml:space="preserve"> PostgreSQL บน Supabase · กล่อง​เส้นประ​ที่​ส่วน​หลังบ้าน "ออกแบบ: รับ​คำตอบ ตรวจ​ด้วย​กฎ ปรับ BKT จัด​ตาราง​ทบทวน" · กล่อง​เส้นประ "ประมาณค่า​พารามิเตอร์ pyBKT แบบ​ออฟไลน์" อ่าน​ข้อมูล​การ​ตอบ​แล้ว​เขียน​พารามิเตอร์​กลับ</w:t>
+        <w:drawing>
+          <wp:inline distT="0" distB="0" distL="0" distR="0">
+            <wp:extent cx="6097270" cy="3597389"/>
+            <wp:effectExtent l="0" t="0" r="0" b="0"/>
+            <wp:docPr id="9001" name="Figure 1" descr="รูปที่ 1 สถาปัตยกรรมของระบบ"/>
+            <wp:cNvGraphicFramePr>
+              <a:graphicFrameLocks xmlns:a="http://schemas.openxmlformats.org/drawingml/2006/main" noChangeAspect="1"/>
+            </wp:cNvGraphicFramePr>
+            <a:graphic xmlns:a="http://schemas.openxmlformats.org/drawingml/2006/main">
+              <a:graphicData uri="http://schemas.openxmlformats.org/drawingml/2006/picture">
+                <pic:pic xmlns:pic="http://schemas.openxmlformats.org/drawingml/2006/picture">
+                  <pic:nvPicPr>
+                    <pic:cNvPr id="9001" name="paperfig1.png"/>
+                    <pic:cNvPicPr/>
+                  </pic:nvPicPr>
+                  <pic:blipFill>
+                    <a:blip r:embed="rIdPaperFig1"/>
+                    <a:stretch>
+                      <a:fillRect/>
+                    </a:stretch>
+                  </pic:blipFill>
+                  <pic:spPr>
+                    <a:xfrm>
+                      <a:off x="0" y="0"/>
+                      <a:ext cx="6097270" cy="3597389"/>
+                    </a:xfrm>
+                    <a:prstGeom prst="rect">
+                      <a:avLst/>
+                    </a:prstGeom>
+                  </pic:spPr>
+                </pic:pic>
+              </a:graphicData>
+            </a:graphic>
+          </wp:inline>
+        </w:drawing>
       </w:r>
     </w:p>
     <w:p>
@@ -5409,126 +5392,41 @@
         </w:rPr>
       </w:pPr>
       <w:r>
-        <w:rPr>
-          <w:rFonts w:ascii="TH SarabunPSK" w:hAnsi="TH SarabunPSK" w:cs="TH SarabunPSK"/>
-          <w:b/>
-          <w:bCs/>
-          <w:sz w:val="28"/>
-          <w:szCs w:val="28"/>
-          <w:highlight w:val="yellow"/>
-        </w:rPr>
-        <w:t xml:space="preserve">[ รอ​ใส่​รูป — ลบ​ย่อหน้า​นี้​เมื่อ​ใส่​รูป​จริง ]</w:t>
-      </w:r>
-    </w:p>
-    <w:p>
-      <w:pPr>
-        <w:keepNext/>
-        <w:spacing w:before="0" w:after="0" w:line="240" w:lineRule="auto"/>
-        <w:jc w:val="thaiDistribute"/>
-        <w:rPr>
-          <w:rFonts w:ascii="TH SarabunPSK" w:hAnsi="TH SarabunPSK" w:cs="TH SarabunPSK"/>
-          <w:sz w:val="28"/>
-          <w:szCs w:val="28"/>
-        </w:rPr>
-      </w:pPr>
-      <w:r>
-        <w:rPr>
-          <w:rFonts w:ascii="TH SarabunPSK" w:hAnsi="TH SarabunPSK" w:cs="TH SarabunPSK"/>
-          <w:sz w:val="24"/>
-          <w:szCs w:val="24"/>
-          <w:highlight w:val="yellow"/>
-        </w:rPr>
-        <w:t xml:space="preserve">รูป​ที่ 3 — วาด​ใหม่: รับ​คำตอบ </w:t>
-      </w:r>
-      <w:r>
-        <w:rPr>
-          <w:rFonts w:ascii="Times New Roman" w:hAnsi="Times New Roman" w:cs="Times New Roman"/>
-          <w:sz w:val="20"/>
-          <w:szCs w:val="20"/>
-          <w:highlight w:val="yellow"/>
-        </w:rPr>
-        <w:t xml:space="preserve">→</w:t>
-      </w:r>
-      <w:r>
-        <w:rPr>
-          <w:rFonts w:ascii="TH SarabunPSK" w:hAnsi="TH SarabunPSK" w:cs="TH SarabunPSK"/>
-          <w:sz w:val="24"/>
-          <w:szCs w:val="24"/>
-          <w:highlight w:val="yellow"/>
-        </w:rPr>
-        <w:t xml:space="preserve"> เทียบ​เฉลย​ด้วย​กฎ </w:t>
-      </w:r>
-      <w:r>
-        <w:rPr>
-          <w:rFonts w:ascii="Times New Roman" w:hAnsi="Times New Roman" w:cs="Times New Roman"/>
-          <w:sz w:val="20"/>
-          <w:szCs w:val="20"/>
-          <w:highlight w:val="yellow"/>
-        </w:rPr>
-        <w:t xml:space="preserve">→</w:t>
-      </w:r>
-      <w:r>
-        <w:rPr>
-          <w:rFonts w:ascii="TH SarabunPSK" w:hAnsi="TH SarabunPSK" w:cs="TH SarabunPSK"/>
-          <w:sz w:val="24"/>
-          <w:szCs w:val="24"/>
-          <w:highlight w:val="yellow"/>
-        </w:rPr>
-        <w:t xml:space="preserve"> (ถ้า​ผิด) จำแนก​หน่วยความรู้​ด้วย​กฎ​เทียบ​พินอิน (แบบฝึก​แยก​เสียง) หรือ​ใช้​หน่วยความรู้​ที่​ผูก​ไว้​กับ​ประโยค (แบบฝึก​เรียง​ประโยค) </w:t>
-      </w:r>
-      <w:r>
-        <w:rPr>
-          <w:rFonts w:ascii="Times New Roman" w:hAnsi="Times New Roman" w:cs="Times New Roman"/>
-          <w:sz w:val="20"/>
-          <w:szCs w:val="20"/>
-          <w:highlight w:val="yellow"/>
-        </w:rPr>
-        <w:t xml:space="preserve">→</w:t>
-      </w:r>
-      <w:r>
-        <w:rPr>
-          <w:rFonts w:ascii="TH SarabunPSK" w:hAnsi="TH SarabunPSK" w:cs="TH SarabunPSK"/>
-          <w:sz w:val="24"/>
-          <w:szCs w:val="24"/>
-          <w:highlight w:val="yellow"/>
-        </w:rPr>
-        <w:t xml:space="preserve"> แสดง​คำอธิบาย​ภาษาไทย </w:t>
-      </w:r>
-      <w:r>
-        <w:rPr>
-          <w:rFonts w:ascii="Times New Roman" w:hAnsi="Times New Roman" w:cs="Times New Roman"/>
-          <w:sz w:val="20"/>
-          <w:szCs w:val="20"/>
-          <w:highlight w:val="yellow"/>
-        </w:rPr>
-        <w:t xml:space="preserve">→</w:t>
-      </w:r>
-      <w:r>
-        <w:rPr>
-          <w:rFonts w:ascii="TH SarabunPSK" w:hAnsi="TH SarabunPSK" w:cs="TH SarabunPSK"/>
-          <w:sz w:val="24"/>
-          <w:szCs w:val="24"/>
-          <w:highlight w:val="yellow"/>
-        </w:rPr>
-        <w:t xml:space="preserve"> บันทึก 1 แถว​รูปแบบ​ตาราง​บันทึก​คำตอบ </w:t>
-      </w:r>
-      <w:r>
-        <w:rPr>
-          <w:rFonts w:ascii="Times New Roman" w:hAnsi="Times New Roman" w:cs="Times New Roman"/>
-          <w:sz w:val="20"/>
-          <w:szCs w:val="20"/>
-          <w:highlight w:val="yellow"/>
-        </w:rPr>
-        <w:t xml:space="preserve">→</w:t>
-      </w:r>
-      <w:r>
-        <w:rPr>
-          <w:rFonts w:ascii="TH SarabunPSK" w:hAnsi="TH SarabunPSK" w:cs="TH SarabunPSK"/>
-          <w:sz w:val="24"/>
-          <w:szCs w:val="24"/>
-          <w:highlight w:val="yellow"/>
-        </w:rPr>
-        <w:t xml:space="preserve"> (ออกแบบ) ส่ง​เข้า BKT</w:t>
+        <w:drawing>
+          <wp:inline distT="0" distB="0" distL="0" distR="0">
+            <wp:extent cx="6097270" cy="3170580"/>
+            <wp:effectExtent l="0" t="0" r="0" b="0"/>
+            <wp:docPr id="9002" name="Figure 2" descr="รูปที่ 3 ขั้นตอนการตรวจคำตอบและการวินิจฉัยข้อผิดเฉพาะผู้เรียนชาวไทย"/>
+            <wp:cNvGraphicFramePr>
+              <a:graphicFrameLocks xmlns:a="http://schemas.openxmlformats.org/drawingml/2006/main" noChangeAspect="1"/>
+            </wp:cNvGraphicFramePr>
+            <a:graphic xmlns:a="http://schemas.openxmlformats.org/drawingml/2006/main">
+              <a:graphicData uri="http://schemas.openxmlformats.org/drawingml/2006/picture">
+                <pic:pic xmlns:pic="http://schemas.openxmlformats.org/drawingml/2006/picture">
+                  <pic:nvPicPr>
+                    <pic:cNvPr id="9002" name="paperfig2.png"/>
+                    <pic:cNvPicPr/>
+                  </pic:nvPicPr>
+                  <pic:blipFill>
+                    <a:blip r:embed="rIdPaperFig2"/>
+                    <a:stretch>
+                      <a:fillRect/>
+                    </a:stretch>
+                  </pic:blipFill>
+                  <pic:spPr>
+                    <a:xfrm>
+                      <a:off x="0" y="0"/>
+                      <a:ext cx="6097270" cy="3170580"/>
+                    </a:xfrm>
+                    <a:prstGeom prst="rect">
+                      <a:avLst/>
+                    </a:prstGeom>
+                  </pic:spPr>
+                </pic:pic>
+              </a:graphicData>
+            </a:graphic>
+          </wp:inline>
+        </w:drawing>
       </w:r>
     </w:p>
     <w:p>

--- a/docs/01_เอกสารโครงงาน/fullpaper-CSTI-MJU8.docx
+++ b/docs/01_เอกสารโครงงาน/fullpaper-CSTI-MJU8.docx
@@ -896,6 +896,7 @@
           </w:tcPr>
           <w:p>
             <w:pPr>
+              <w:keepNext/>
               <w:spacing w:before="0" w:after="0" w:line="240" w:lineRule="auto"/>
               <w:jc w:val="center"/>
               <w:rPr>
@@ -923,6 +924,7 @@
           </w:tcPr>
           <w:p>
             <w:pPr>
+              <w:keepNext/>
               <w:spacing w:before="0" w:after="0" w:line="240" w:lineRule="auto"/>
               <w:jc w:val="center"/>
               <w:rPr>
@@ -950,6 +952,7 @@
           </w:tcPr>
           <w:p>
             <w:pPr>
+              <w:keepNext/>
               <w:spacing w:before="0" w:after="0" w:line="240" w:lineRule="auto"/>
               <w:jc w:val="center"/>
               <w:rPr>
@@ -977,6 +980,7 @@
           </w:tcPr>
           <w:p>
             <w:pPr>
+              <w:keepNext/>
               <w:spacing w:before="0" w:after="0" w:line="240" w:lineRule="auto"/>
               <w:jc w:val="center"/>
               <w:rPr>
@@ -3156,7 +3160,7 @@
       <w:r>
         <w:drawing>
           <wp:inline distT="0" distB="0" distL="0" distR="0">
-            <wp:extent cx="6097270" cy="3597389"/>
+            <wp:extent cx="4999761" cy="2949859"/>
             <wp:effectExtent l="0" t="0" r="0" b="0"/>
             <wp:docPr id="9001" name="Figure 1" descr="รูปที่ 1 สถาปัตยกรรมของระบบ"/>
             <wp:cNvGraphicFramePr>
@@ -3178,7 +3182,7 @@
                   <pic:spPr>
                     <a:xfrm>
                       <a:off x="0" y="0"/>
-                      <a:ext cx="6097270" cy="3597389"/>
+                      <a:ext cx="4999761" cy="2949859"/>
                     </a:xfrm>
                     <a:prstGeom prst="rect">
                       <a:avLst/>
@@ -3260,54 +3264,41 @@
         </w:rPr>
       </w:pPr>
       <w:r>
-        <w:rPr>
-          <w:rFonts w:ascii="TH SarabunPSK" w:hAnsi="TH SarabunPSK" w:cs="TH SarabunPSK"/>
-          <w:b/>
-          <w:bCs/>
-          <w:sz w:val="28"/>
-          <w:szCs w:val="28"/>
-          <w:highlight w:val="yellow"/>
-        </w:rPr>
-        <w:t xml:space="preserve">[ รอ​ใส่​รูป — ลบ​ย่อหน้า​นี้​เมื่อ​ใส่​รูป​จริง ]</w:t>
-      </w:r>
-    </w:p>
-    <w:p>
-      <w:pPr>
-        <w:keepNext/>
-        <w:spacing w:before="0" w:after="0" w:line="240" w:lineRule="auto"/>
-        <w:jc w:val="thaiDistribute"/>
-        <w:rPr>
-          <w:rFonts w:ascii="TH SarabunPSK" w:hAnsi="TH SarabunPSK" w:cs="TH SarabunPSK"/>
-          <w:sz w:val="28"/>
-          <w:szCs w:val="28"/>
-        </w:rPr>
-      </w:pPr>
-      <w:r>
-        <w:rPr>
-          <w:rFonts w:ascii="TH SarabunPSK" w:hAnsi="TH SarabunPSK" w:cs="TH SarabunPSK"/>
-          <w:sz w:val="24"/>
-          <w:szCs w:val="24"/>
-          <w:highlight w:val="yellow"/>
-        </w:rPr>
-        <w:t xml:space="preserve">รูป​ที่ 2 — export จาก docs/08_สเปค-พัฒนา/ER-เดินตาม​ผู้ใช้-</w:t>
-      </w:r>
-      <w:r>
-        <w:rPr>
-          <w:rFonts w:ascii="SimSun" w:eastAsia="SimSun" w:hAnsi="SimSun" w:cs="SimSun" w:hint="eastAsia"/>
-          <w:sz w:val="24"/>
-          <w:szCs w:val="24"/>
-          <w:highlight w:val="yellow"/>
-        </w:rPr>
-        <w:t xml:space="preserve">星航</w:t>
-      </w:r>
-      <w:r>
-        <w:rPr>
-          <w:rFonts w:ascii="TH SarabunPSK" w:hAnsi="TH SarabunPSK" w:cs="TH SarabunPSK"/>
-          <w:sz w:val="24"/>
-          <w:szCs w:val="24"/>
-          <w:highlight w:val="yellow"/>
-        </w:rPr>
-        <w:t xml:space="preserve">.drawio (24 ตาราง แสดง​เฉพาะ​ชื่อ​ตาราง​และ​คีย์ จัด 7 ส่วน​ตาม​ข้อความ 2.2)</w:t>
+        <w:drawing>
+          <wp:inline distT="0" distB="0" distL="0" distR="0">
+            <wp:extent cx="6097270" cy="4481493"/>
+            <wp:effectExtent l="0" t="0" r="0" b="0"/>
+            <wp:docPr id="9002" name="Figure 2" descr="รูปที่ 2 แผนภาพความสัมพันธ์ของข้อมูลแบบย่อ"/>
+            <wp:cNvGraphicFramePr>
+              <a:graphicFrameLocks xmlns:a="http://schemas.openxmlformats.org/drawingml/2006/main" noChangeAspect="1"/>
+            </wp:cNvGraphicFramePr>
+            <a:graphic xmlns:a="http://schemas.openxmlformats.org/drawingml/2006/main">
+              <a:graphicData uri="http://schemas.openxmlformats.org/drawingml/2006/picture">
+                <pic:pic xmlns:pic="http://schemas.openxmlformats.org/drawingml/2006/picture">
+                  <pic:nvPicPr>
+                    <pic:cNvPr id="9002" name="paperfig2.png"/>
+                    <pic:cNvPicPr/>
+                  </pic:nvPicPr>
+                  <pic:blipFill>
+                    <a:blip r:embed="rIdPaperFig2"/>
+                    <a:stretch>
+                      <a:fillRect/>
+                    </a:stretch>
+                  </pic:blipFill>
+                  <pic:spPr>
+                    <a:xfrm>
+                      <a:off x="0" y="0"/>
+                      <a:ext cx="6097270" cy="4481493"/>
+                    </a:xfrm>
+                    <a:prstGeom prst="rect">
+                      <a:avLst/>
+                    </a:prstGeom>
+                  </pic:spPr>
+                </pic:pic>
+              </a:graphicData>
+            </a:graphic>
+          </wp:inline>
+        </w:drawing>
       </w:r>
     </w:p>
     <w:p>
@@ -3492,6 +3483,7 @@
           </w:tcPr>
           <w:p>
             <w:pPr>
+              <w:keepNext/>
               <w:spacing w:before="0" w:after="0" w:line="240" w:lineRule="auto"/>
               <w:jc w:val="center"/>
               <w:rPr>
@@ -3519,6 +3511,7 @@
           </w:tcPr>
           <w:p>
             <w:pPr>
+              <w:keepNext/>
               <w:spacing w:before="0" w:after="0" w:line="240" w:lineRule="auto"/>
               <w:jc w:val="center"/>
               <w:rPr>
@@ -3546,6 +3539,7 @@
           </w:tcPr>
           <w:p>
             <w:pPr>
+              <w:keepNext/>
               <w:spacing w:before="0" w:after="0" w:line="240" w:lineRule="auto"/>
               <w:jc w:val="center"/>
               <w:rPr>
@@ -5396,7 +5390,7 @@
           <wp:inline distT="0" distB="0" distL="0" distR="0">
             <wp:extent cx="6097270" cy="3170580"/>
             <wp:effectExtent l="0" t="0" r="0" b="0"/>
-            <wp:docPr id="9002" name="Figure 2" descr="รูปที่ 3 ขั้นตอนการตรวจคำตอบและการวินิจฉัยข้อผิดเฉพาะผู้เรียนชาวไทย"/>
+            <wp:docPr id="9003" name="Figure 3" descr="รูปที่ 3 ขั้นตอนการตรวจคำตอบและการวินิจฉัยข้อผิดเฉพาะผู้เรียนชาวไทย"/>
             <wp:cNvGraphicFramePr>
               <a:graphicFrameLocks xmlns:a="http://schemas.openxmlformats.org/drawingml/2006/main" noChangeAspect="1"/>
             </wp:cNvGraphicFramePr>
@@ -5404,11 +5398,11 @@
               <a:graphicData uri="http://schemas.openxmlformats.org/drawingml/2006/picture">
                 <pic:pic xmlns:pic="http://schemas.openxmlformats.org/drawingml/2006/picture">
                   <pic:nvPicPr>
-                    <pic:cNvPr id="9002" name="paperfig2.png"/>
+                    <pic:cNvPr id="9003" name="paperfig3.png"/>
                     <pic:cNvPicPr/>
                   </pic:nvPicPr>
                   <pic:blipFill>
-                    <a:blip r:embed="rIdPaperFig2"/>
+                    <a:blip r:embed="rIdPaperFig3"/>
                     <a:stretch>
                       <a:fillRect/>
                     </a:stretch>
@@ -5719,6 +5713,82 @@
           <w:szCs w:val="28"/>
         </w:rPr>
         <w:t xml:space="preserve">แบบฝึก 13 รูปแบบ​แยก​ตาม​สถานะ​ของ​เนื้อหา​ได้​ดังนี้ พร้อมใช้ 3 รูปแบบ (ใช้​คำศัพท์​จาก​คลัง​ที่​ตรวจ​แล้ว) ฉบับร่าง 4 รูปแบบ (ประโยค​หรือ​คู่เสียง​รอ​ผู้ตรวจ​อนุมัติ) สาธิต 1 รูปแบบ (ใช้​เสียง​สังเคราะห์​ของ​เบราว์เซอร์​และ​ประโยค​ฉบับร่าง) เนื้อหาสมมุติ 2 รูปแบบ (เนื้อหา​ตัวอย่าง​สำหรับ​ทดลอง​หน้าจอ) รูปชั่วคราว 2 รูปแบบ (ใช้​อี​โมจิ​แทน​รูปภาพ) และ​ทดลอง 1 รูปแบบ (ตรวจ​เสียงพูด​ได้​เพียง​คร่าว ๆ จึง​ไม่​นับคะแนน) แบบฝึก​แยก​เสียง​ใช้​คู่เสียง​ที่​ระบบ​สกัด​จาก​คลัง​คำศัพท์ 22 คู่ ด้าน​เนื้อหา​ยังมี​ประโยค​ฉบับร่าง 10 ประโยค และ​เนื้อหาสมมุติ​สำหรับ​ทดลอง​หน้าจอ ได้แก่ บทสนทนา 8 บท คู่​ถาม-ตอบ 10 คู่ และ​คำศัพท์​ที่​ใช้​อี​โมจิ​แทน​รูป 41 คำ ส่วน​คลัง​ข้อสอบ​ใน​ฐานข้อมูล​ยัง​ไม่​มี​ข้อ​ที่​ผ่าน​การอนุมัติ ข้อ​คำถาม​ใน​แบบฝึก​และ​แบบทดสอบ​ย่อย​ปัจจุบัน​จึง​สร้าง​จาก​คลัง​คำศัพท์ ชุด​ประโยค​ฉบับร่าง และ​เนื้อหาสมมุติ​โดยตรง สรุป​ผล​การพัฒนา​ตามส่วน​งาน​ได้​ดัง​ตาราง​ที่ 3 และ​ตัวอย่าง​หน้าจอ​แสดง​ดัง​รูป​ที่ 4</w:t>
+      </w:r>
+    </w:p>
+    <w:p>
+      <w:pPr>
+        <w:keepNext/>
+        <w:spacing w:before="120" w:after="0" w:line="240" w:lineRule="auto"/>
+        <w:jc w:val="center"/>
+        <w:rPr>
+          <w:rFonts w:ascii="TH SarabunPSK" w:hAnsi="TH SarabunPSK" w:cs="TH SarabunPSK"/>
+          <w:sz w:val="28"/>
+          <w:szCs w:val="28"/>
+        </w:rPr>
+      </w:pPr>
+      <w:r>
+        <w:drawing>
+          <wp:inline distT="0" distB="0" distL="0" distR="0">
+            <wp:extent cx="6097270" cy="3757790"/>
+            <wp:effectExtent l="0" t="0" r="0" b="0"/>
+            <wp:docPr id="9004" name="Figure 4" descr="รูปที่ 4 ตัวอย่างหน้าจอของระบบ"/>
+            <wp:cNvGraphicFramePr>
+              <a:graphicFrameLocks xmlns:a="http://schemas.openxmlformats.org/drawingml/2006/main" noChangeAspect="1"/>
+            </wp:cNvGraphicFramePr>
+            <a:graphic xmlns:a="http://schemas.openxmlformats.org/drawingml/2006/main">
+              <a:graphicData uri="http://schemas.openxmlformats.org/drawingml/2006/picture">
+                <pic:pic xmlns:pic="http://schemas.openxmlformats.org/drawingml/2006/picture">
+                  <pic:nvPicPr>
+                    <pic:cNvPr id="9004" name="paperfig4.png"/>
+                    <pic:cNvPicPr/>
+                  </pic:nvPicPr>
+                  <pic:blipFill>
+                    <a:blip r:embed="rIdPaperFig4"/>
+                    <a:stretch>
+                      <a:fillRect/>
+                    </a:stretch>
+                  </pic:blipFill>
+                  <pic:spPr>
+                    <a:xfrm>
+                      <a:off x="0" y="0"/>
+                      <a:ext cx="6097270" cy="3757790"/>
+                    </a:xfrm>
+                    <a:prstGeom prst="rect">
+                      <a:avLst/>
+                    </a:prstGeom>
+                  </pic:spPr>
+                </pic:pic>
+              </a:graphicData>
+            </a:graphic>
+          </wp:inline>
+        </w:drawing>
+      </w:r>
+    </w:p>
+    <w:p>
+      <w:pPr>
+        <w:spacing w:before="0" w:after="120" w:line="240" w:lineRule="auto"/>
+        <w:jc w:val="center"/>
+        <w:rPr>
+          <w:rFonts w:ascii="TH SarabunPSK" w:hAnsi="TH SarabunPSK" w:cs="TH SarabunPSK"/>
+          <w:sz w:val="28"/>
+          <w:szCs w:val="28"/>
+        </w:rPr>
+      </w:pPr>
+      <w:r>
+        <w:rPr>
+          <w:rFonts w:ascii="TH SarabunPSK" w:hAnsi="TH SarabunPSK" w:cs="TH SarabunPSK"/>
+          <w:sz w:val="28"/>
+          <w:szCs w:val="28"/>
+        </w:rPr>
+        <w:t xml:space="preserve">รูป​ที่ 4 </w:t>
+      </w:r>
+      <w:r>
+        <w:rPr>
+          <w:rFonts w:ascii="TH SarabunPSK" w:hAnsi="TH SarabunPSK" w:cs="TH SarabunPSK"/>
+          <w:sz w:val="28"/>
+          <w:szCs w:val="28"/>
+        </w:rPr>
+        <w:t xml:space="preserve">ตัวอย่าง​หน้าจอ​ของ​ระบบ (ก) เมนู​หมวด (ข) เมนู​ฝึก​ฟัง (ค) แบบฝึก​แยก​เสียง (ง) แบบฝึก​เรียง​ประโยค</w:t>
       </w:r>
     </w:p>
     <w:p>
@@ -5786,6 +5856,7 @@
           </w:tcPr>
           <w:p>
             <w:pPr>
+              <w:keepNext/>
               <w:spacing w:before="0" w:after="0" w:line="240" w:lineRule="auto"/>
               <w:jc w:val="center"/>
               <w:rPr>
@@ -5813,6 +5884,7 @@
           </w:tcPr>
           <w:p>
             <w:pPr>
+              <w:keepNext/>
               <w:spacing w:before="0" w:after="0" w:line="240" w:lineRule="auto"/>
               <w:jc w:val="center"/>
               <w:rPr>
@@ -5840,6 +5912,7 @@
           </w:tcPr>
           <w:p>
             <w:pPr>
+              <w:keepNext/>
               <w:spacing w:before="0" w:after="0" w:line="240" w:lineRule="auto"/>
               <w:jc w:val="center"/>
               <w:rPr>
@@ -6950,77 +7023,6 @@
           <w:szCs w:val="12"/>
         </w:rPr>
       </w:pPr>
-    </w:p>
-    <w:p>
-      <w:pPr>
-        <w:keepNext/>
-        <w:spacing w:before="120" w:after="0" w:line="240" w:lineRule="auto"/>
-        <w:jc w:val="center"/>
-        <w:rPr>
-          <w:rFonts w:ascii="TH SarabunPSK" w:hAnsi="TH SarabunPSK" w:cs="TH SarabunPSK"/>
-          <w:sz w:val="28"/>
-          <w:szCs w:val="28"/>
-        </w:rPr>
-      </w:pPr>
-      <w:r>
-        <w:rPr>
-          <w:rFonts w:ascii="TH SarabunPSK" w:hAnsi="TH SarabunPSK" w:cs="TH SarabunPSK"/>
-          <w:b/>
-          <w:bCs/>
-          <w:sz w:val="28"/>
-          <w:szCs w:val="28"/>
-          <w:highlight w:val="yellow"/>
-        </w:rPr>
-        <w:t xml:space="preserve">[ รอ​ใส่​รูป — ลบ​ย่อหน้า​นี้​เมื่อ​ใส่​รูป​จริง ]</w:t>
-      </w:r>
-    </w:p>
-    <w:p>
-      <w:pPr>
-        <w:keepNext/>
-        <w:spacing w:before="0" w:after="0" w:line="240" w:lineRule="auto"/>
-        <w:jc w:val="thaiDistribute"/>
-        <w:rPr>
-          <w:rFonts w:ascii="TH SarabunPSK" w:hAnsi="TH SarabunPSK" w:cs="TH SarabunPSK"/>
-          <w:sz w:val="28"/>
-          <w:szCs w:val="28"/>
-        </w:rPr>
-      </w:pPr>
-      <w:r>
-        <w:rPr>
-          <w:rFonts w:ascii="TH SarabunPSK" w:hAnsi="TH SarabunPSK" w:cs="TH SarabunPSK"/>
-          <w:sz w:val="24"/>
-          <w:szCs w:val="24"/>
-          <w:highlight w:val="yellow"/>
-        </w:rPr>
-        <w:t xml:space="preserve">รูป​ที่ 4 — ภาพ​หน้าจอ 3–4 ภาพ​เรียงแถว​เดียว: (ก) เมนู​หมวด 1 พร้อม​การ์ด 4 ทักษะ (ข) เมนู​ฝึก​ฟัง 5 แบบ (ค) แบบฝึก​แยก​เสียง​หลัง​ตอบ​ผิด​พร้อม​คำอธิบาย​ภาษาไทย (ง) แบบฝึก​เรียง​ประโยค​ตอบ​ผิด​พร้อม​คำอธิบาย · ใช้​ข้อมูล​สาธิต ครอป​แถบ​เบราว์เซอร์​ออก</w:t>
-      </w:r>
-    </w:p>
-    <w:p>
-      <w:pPr>
-        <w:spacing w:before="0" w:after="120" w:line="240" w:lineRule="auto"/>
-        <w:jc w:val="center"/>
-        <w:rPr>
-          <w:rFonts w:ascii="TH SarabunPSK" w:hAnsi="TH SarabunPSK" w:cs="TH SarabunPSK"/>
-          <w:sz w:val="28"/>
-          <w:szCs w:val="28"/>
-        </w:rPr>
-      </w:pPr>
-      <w:r>
-        <w:rPr>
-          <w:rFonts w:ascii="TH SarabunPSK" w:hAnsi="TH SarabunPSK" w:cs="TH SarabunPSK"/>
-          <w:sz w:val="28"/>
-          <w:szCs w:val="28"/>
-        </w:rPr>
-        <w:t xml:space="preserve">รูป​ที่ 4 </w:t>
-      </w:r>
-      <w:r>
-        <w:rPr>
-          <w:rFonts w:ascii="TH SarabunPSK" w:hAnsi="TH SarabunPSK" w:cs="TH SarabunPSK"/>
-          <w:sz w:val="28"/>
-          <w:szCs w:val="28"/>
-        </w:rPr>
-        <w:t xml:space="preserve">ตัวอย่าง​หน้าจอ​ของ​ระบบ (ก) เมนู​หมวด (ข) เมนู​ฝึก​ฟัง (ค) แบบฝึก​แยก​เสียง (ง) แบบฝึก​เรียง​ประโยค</w:t>
-      </w:r>
     </w:p>
     <w:p>
       <w:pPr>
@@ -7246,7 +7248,6 @@
           </w:tcPr>
           <w:p>
             <w:pPr>
-              <w:keepNext/>
               <w:spacing w:before="0" w:after="0" w:line="240" w:lineRule="auto"/>
               <w:jc w:val="left"/>
               <w:rPr>
@@ -7271,7 +7272,6 @@
           </w:tcPr>
           <w:p>
             <w:pPr>
-              <w:keepNext/>
               <w:spacing w:before="0" w:after="0" w:line="240" w:lineRule="auto"/>
               <w:jc w:val="left"/>
               <w:rPr>
@@ -7296,7 +7296,6 @@
           </w:tcPr>
           <w:p>
             <w:pPr>
-              <w:keepNext/>
               <w:spacing w:before="0" w:after="0" w:line="240" w:lineRule="auto"/>
               <w:jc w:val="left"/>
               <w:rPr>
@@ -7321,7 +7320,6 @@
           </w:tcPr>
           <w:p>
             <w:pPr>
-              <w:keepNext/>
               <w:spacing w:before="0" w:after="0" w:line="240" w:lineRule="auto"/>
               <w:jc w:val="left"/>
               <w:rPr>
@@ -7351,7 +7349,6 @@
           </w:tcPr>
           <w:p>
             <w:pPr>
-              <w:keepNext/>
               <w:spacing w:before="0" w:after="0" w:line="240" w:lineRule="auto"/>
               <w:jc w:val="left"/>
               <w:rPr>
@@ -7376,7 +7373,6 @@
           </w:tcPr>
           <w:p>
             <w:pPr>
-              <w:keepNext/>
               <w:spacing w:before="0" w:after="0" w:line="240" w:lineRule="auto"/>
               <w:jc w:val="left"/>
               <w:rPr>
@@ -7401,7 +7397,6 @@
           </w:tcPr>
           <w:p>
             <w:pPr>
-              <w:keepNext/>
               <w:spacing w:before="0" w:after="0" w:line="240" w:lineRule="auto"/>
               <w:jc w:val="left"/>
               <w:rPr>
@@ -7426,7 +7421,6 @@
           </w:tcPr>
           <w:p>
             <w:pPr>
-              <w:keepNext/>
               <w:spacing w:before="0" w:after="0" w:line="240" w:lineRule="auto"/>
               <w:jc w:val="left"/>
               <w:rPr>
@@ -7456,7 +7450,6 @@
           </w:tcPr>
           <w:p>
             <w:pPr>
-              <w:keepNext/>
               <w:spacing w:before="0" w:after="0" w:line="240" w:lineRule="auto"/>
               <w:jc w:val="left"/>
               <w:rPr>
@@ -7481,7 +7474,6 @@
           </w:tcPr>
           <w:p>
             <w:pPr>
-              <w:keepNext/>
               <w:spacing w:before="0" w:after="0" w:line="240" w:lineRule="auto"/>
               <w:jc w:val="left"/>
               <w:rPr>
@@ -7506,7 +7498,6 @@
           </w:tcPr>
           <w:p>
             <w:pPr>
-              <w:keepNext/>
               <w:spacing w:before="0" w:after="0" w:line="240" w:lineRule="auto"/>
               <w:jc w:val="left"/>
               <w:rPr>
@@ -7531,7 +7522,6 @@
           </w:tcPr>
           <w:p>
             <w:pPr>
-              <w:keepNext/>
               <w:spacing w:before="0" w:after="0" w:line="240" w:lineRule="auto"/>
               <w:jc w:val="left"/>
               <w:rPr>
@@ -7561,7 +7551,6 @@
           </w:tcPr>
           <w:p>
             <w:pPr>
-              <w:keepNext/>
               <w:spacing w:before="0" w:after="0" w:line="240" w:lineRule="auto"/>
               <w:jc w:val="left"/>
               <w:rPr>
@@ -7586,7 +7575,6 @@
           </w:tcPr>
           <w:p>
             <w:pPr>
-              <w:keepNext/>
               <w:spacing w:before="0" w:after="0" w:line="240" w:lineRule="auto"/>
               <w:jc w:val="left"/>
               <w:rPr>
@@ -7611,7 +7599,6 @@
           </w:tcPr>
           <w:p>
             <w:pPr>
-              <w:keepNext/>
               <w:spacing w:before="0" w:after="0" w:line="240" w:lineRule="auto"/>
               <w:jc w:val="left"/>
               <w:rPr>
@@ -7636,7 +7623,6 @@
           </w:tcPr>
           <w:p>
             <w:pPr>
-              <w:keepNext/>
               <w:spacing w:before="0" w:after="0" w:line="240" w:lineRule="auto"/>
               <w:jc w:val="left"/>
               <w:rPr>
@@ -7666,7 +7652,6 @@
           </w:tcPr>
           <w:p>
             <w:pPr>
-              <w:keepNext/>
               <w:spacing w:before="0" w:after="0" w:line="240" w:lineRule="auto"/>
               <w:jc w:val="left"/>
               <w:rPr>
@@ -7691,7 +7676,6 @@
           </w:tcPr>
           <w:p>
             <w:pPr>
-              <w:keepNext/>
               <w:spacing w:before="0" w:after="0" w:line="240" w:lineRule="auto"/>
               <w:jc w:val="left"/>
               <w:rPr>
@@ -7716,7 +7700,6 @@
           </w:tcPr>
           <w:p>
             <w:pPr>
-              <w:keepNext/>
               <w:spacing w:before="0" w:after="0" w:line="240" w:lineRule="auto"/>
               <w:jc w:val="left"/>
               <w:rPr>
@@ -7741,7 +7724,6 @@
           </w:tcPr>
           <w:p>
             <w:pPr>
-              <w:keepNext/>
               <w:spacing w:before="0" w:after="0" w:line="240" w:lineRule="auto"/>
               <w:jc w:val="left"/>
               <w:rPr>
@@ -7771,7 +7753,6 @@
           </w:tcPr>
           <w:p>
             <w:pPr>
-              <w:keepNext/>
               <w:spacing w:before="0" w:after="0" w:line="240" w:lineRule="auto"/>
               <w:jc w:val="left"/>
               <w:rPr>
@@ -7796,7 +7777,6 @@
           </w:tcPr>
           <w:p>
             <w:pPr>
-              <w:keepNext/>
               <w:spacing w:before="0" w:after="0" w:line="240" w:lineRule="auto"/>
               <w:jc w:val="left"/>
               <w:rPr>
@@ -7821,7 +7801,6 @@
           </w:tcPr>
           <w:p>
             <w:pPr>
-              <w:keepNext/>
               <w:spacing w:before="0" w:after="0" w:line="240" w:lineRule="auto"/>
               <w:jc w:val="left"/>
               <w:rPr>
@@ -7846,7 +7825,6 @@
           </w:tcPr>
           <w:p>
             <w:pPr>
-              <w:keepNext/>
               <w:spacing w:before="0" w:after="0" w:line="240" w:lineRule="auto"/>
               <w:jc w:val="left"/>
               <w:rPr>
@@ -7876,7 +7854,6 @@
           </w:tcPr>
           <w:p>
             <w:pPr>
-              <w:keepNext/>
               <w:spacing w:before="0" w:after="0" w:line="240" w:lineRule="auto"/>
               <w:jc w:val="left"/>
               <w:rPr>
@@ -7949,7 +7926,6 @@
           </w:tcPr>
           <w:p>
             <w:pPr>
-              <w:keepNext/>
               <w:spacing w:before="0" w:after="0" w:line="240" w:lineRule="auto"/>
               <w:jc w:val="left"/>
               <w:rPr>
@@ -7974,7 +7950,6 @@
           </w:tcPr>
           <w:p>
             <w:pPr>
-              <w:keepNext/>
               <w:spacing w:before="0" w:after="0" w:line="240" w:lineRule="auto"/>
               <w:jc w:val="left"/>
               <w:rPr>
@@ -7999,7 +7974,6 @@
           </w:tcPr>
           <w:p>
             <w:pPr>
-              <w:keepNext/>
               <w:spacing w:before="0" w:after="0" w:line="240" w:lineRule="auto"/>
               <w:jc w:val="left"/>
               <w:rPr>
@@ -8029,7 +8003,6 @@
           </w:tcPr>
           <w:p>
             <w:pPr>
-              <w:keepNext/>
               <w:spacing w:before="0" w:after="0" w:line="240" w:lineRule="auto"/>
               <w:jc w:val="left"/>
               <w:rPr>
@@ -8054,7 +8027,6 @@
           </w:tcPr>
           <w:p>
             <w:pPr>
-              <w:keepNext/>
               <w:spacing w:before="0" w:after="0" w:line="240" w:lineRule="auto"/>
               <w:jc w:val="left"/>
               <w:rPr>
@@ -8079,7 +8051,6 @@
           </w:tcPr>
           <w:p>
             <w:pPr>
-              <w:keepNext/>
               <w:spacing w:before="0" w:after="0" w:line="240" w:lineRule="auto"/>
               <w:jc w:val="left"/>
               <w:rPr>
@@ -8104,7 +8075,6 @@
           </w:tcPr>
           <w:p>
             <w:pPr>
-              <w:keepNext/>
               <w:spacing w:before="0" w:after="0" w:line="240" w:lineRule="auto"/>
               <w:jc w:val="left"/>
               <w:rPr>
@@ -8134,7 +8104,6 @@
           </w:tcPr>
           <w:p>
             <w:pPr>
-              <w:keepNext/>
               <w:spacing w:before="0" w:after="0" w:line="240" w:lineRule="auto"/>
               <w:jc w:val="left"/>
               <w:rPr>
@@ -8159,7 +8128,6 @@
           </w:tcPr>
           <w:p>
             <w:pPr>
-              <w:keepNext/>
               <w:spacing w:before="0" w:after="0" w:line="240" w:lineRule="auto"/>
               <w:jc w:val="left"/>
               <w:rPr>
@@ -8184,7 +8152,6 @@
           </w:tcPr>
           <w:p>
             <w:pPr>
-              <w:keepNext/>
               <w:spacing w:before="0" w:after="0" w:line="240" w:lineRule="auto"/>
               <w:jc w:val="left"/>
               <w:rPr>
@@ -8209,7 +8176,6 @@
           </w:tcPr>
           <w:p>
             <w:pPr>
-              <w:keepNext/>
               <w:spacing w:before="0" w:after="0" w:line="240" w:lineRule="auto"/>
               <w:jc w:val="left"/>
               <w:rPr>
